--- a/reports/Evaluation_Report.docx
+++ b/reports/Evaluation_Report.docx
@@ -1886,6 +1886,274 @@
         <w:t>Threshold choice changes recall and precision. A real pilot must set the threshold from intervention capacity and the cost of false positives and false negatives.</w:t>
       </w:r>
     </w:p>
+    <w:p>
+      <w:r>
+        <w:br w:type="page"/>
+      </w:r>
+    </w:p>
+    <w:p>
+      <w:pPr>
+        <w:pStyle w:val="Heading1"/>
+      </w:pPr>
+      <w:r>
+        <w:t>Optional JobSatisfaction Regression</w:t>
+      </w:r>
+    </w:p>
+    <w:p>
+      <w:r>
+        <w:t>To complete the optional business regression task, four models were trained to predict JobSatisfaction on its original 1–4 scale. The same fixed random seed (42) and an 80/20 train-test split were used for reproducibility.</w:t>
+      </w:r>
+    </w:p>
+    <w:tbl>
+      <w:tblPr>
+        <w:tblStyle w:val="TableGrid"/>
+        <w:tblW w:type="auto" w:w="0"/>
+        <w:tblLook w:firstColumn="1" w:firstRow="1" w:lastColumn="0" w:lastRow="0" w:noHBand="0" w:noVBand="1" w:val="04A0"/>
+      </w:tblPr>
+      <w:tblGrid>
+        <w:gridCol w:w="2498"/>
+        <w:gridCol w:w="2498"/>
+        <w:gridCol w:w="2498"/>
+        <w:gridCol w:w="2498"/>
+      </w:tblGrid>
+      <w:tr>
+        <w:tc>
+          <w:tcPr>
+            <w:tcW w:type="dxa" w:w="2498"/>
+          </w:tcPr>
+          <w:p>
+            <w:r>
+              <w:t>Model</w:t>
+            </w:r>
+          </w:p>
+        </w:tc>
+        <w:tc>
+          <w:tcPr>
+            <w:tcW w:type="dxa" w:w="2498"/>
+          </w:tcPr>
+          <w:p>
+            <w:r>
+              <w:t>MAE</w:t>
+            </w:r>
+          </w:p>
+        </w:tc>
+        <w:tc>
+          <w:tcPr>
+            <w:tcW w:type="dxa" w:w="2498"/>
+          </w:tcPr>
+          <w:p>
+            <w:r>
+              <w:t>RMSE</w:t>
+            </w:r>
+          </w:p>
+        </w:tc>
+        <w:tc>
+          <w:tcPr>
+            <w:tcW w:type="dxa" w:w="2498"/>
+          </w:tcPr>
+          <w:p>
+            <w:r>
+              <w:t>R²</w:t>
+            </w:r>
+          </w:p>
+        </w:tc>
+      </w:tr>
+      <w:tr>
+        <w:tc>
+          <w:tcPr>
+            <w:tcW w:type="dxa" w:w="2498"/>
+          </w:tcPr>
+          <w:p>
+            <w:r>
+              <w:t>Random Forest Regressor</w:t>
+            </w:r>
+          </w:p>
+        </w:tc>
+        <w:tc>
+          <w:tcPr>
+            <w:tcW w:type="dxa" w:w="2498"/>
+          </w:tcPr>
+          <w:p>
+            <w:r>
+              <w:t>0.970</w:t>
+            </w:r>
+          </w:p>
+        </w:tc>
+        <w:tc>
+          <w:tcPr>
+            <w:tcW w:type="dxa" w:w="2498"/>
+          </w:tcPr>
+          <w:p>
+            <w:r>
+              <w:t>1.139</w:t>
+            </w:r>
+          </w:p>
+        </w:tc>
+        <w:tc>
+          <w:tcPr>
+            <w:tcW w:type="dxa" w:w="2498"/>
+          </w:tcPr>
+          <w:p>
+            <w:r>
+              <w:t>−0.027</w:t>
+            </w:r>
+          </w:p>
+        </w:tc>
+      </w:tr>
+      <w:tr>
+        <w:tc>
+          <w:tcPr>
+            <w:tcW w:type="dxa" w:w="2498"/>
+          </w:tcPr>
+          <w:p>
+            <w:r>
+              <w:t>Ridge Regression</w:t>
+            </w:r>
+          </w:p>
+        </w:tc>
+        <w:tc>
+          <w:tcPr>
+            <w:tcW w:type="dxa" w:w="2498"/>
+          </w:tcPr>
+          <w:p>
+            <w:r>
+              <w:t>0.973</w:t>
+            </w:r>
+          </w:p>
+        </w:tc>
+        <w:tc>
+          <w:tcPr>
+            <w:tcW w:type="dxa" w:w="2498"/>
+          </w:tcPr>
+          <w:p>
+            <w:r>
+              <w:t>1.151</w:t>
+            </w:r>
+          </w:p>
+        </w:tc>
+        <w:tc>
+          <w:tcPr>
+            <w:tcW w:type="dxa" w:w="2498"/>
+          </w:tcPr>
+          <w:p>
+            <w:r>
+              <w:t>−0.049</w:t>
+            </w:r>
+          </w:p>
+        </w:tc>
+      </w:tr>
+      <w:tr>
+        <w:tc>
+          <w:tcPr>
+            <w:tcW w:type="dxa" w:w="2498"/>
+          </w:tcPr>
+          <w:p>
+            <w:r>
+              <w:t>Linear Regression</w:t>
+            </w:r>
+          </w:p>
+        </w:tc>
+        <w:tc>
+          <w:tcPr>
+            <w:tcW w:type="dxa" w:w="2498"/>
+          </w:tcPr>
+          <w:p>
+            <w:r>
+              <w:t>0.975</w:t>
+            </w:r>
+          </w:p>
+        </w:tc>
+        <w:tc>
+          <w:tcPr>
+            <w:tcW w:type="dxa" w:w="2498"/>
+          </w:tcPr>
+          <w:p>
+            <w:r>
+              <w:t>1.155</w:t>
+            </w:r>
+          </w:p>
+        </w:tc>
+        <w:tc>
+          <w:tcPr>
+            <w:tcW w:type="dxa" w:w="2498"/>
+          </w:tcPr>
+          <w:p>
+            <w:r>
+              <w:t>−0.054</w:t>
+            </w:r>
+          </w:p>
+        </w:tc>
+      </w:tr>
+      <w:tr>
+        <w:tc>
+          <w:tcPr>
+            <w:tcW w:type="dxa" w:w="2498"/>
+          </w:tcPr>
+          <w:p>
+            <w:r>
+              <w:t>XGBoost Regressor</w:t>
+            </w:r>
+          </w:p>
+        </w:tc>
+        <w:tc>
+          <w:tcPr>
+            <w:tcW w:type="dxa" w:w="2498"/>
+          </w:tcPr>
+          <w:p>
+            <w:r>
+              <w:t>1.003</w:t>
+            </w:r>
+          </w:p>
+        </w:tc>
+        <w:tc>
+          <w:tcPr>
+            <w:tcW w:type="dxa" w:w="2498"/>
+          </w:tcPr>
+          <w:p>
+            <w:r>
+              <w:t>1.177</w:t>
+            </w:r>
+          </w:p>
+        </w:tc>
+        <w:tc>
+          <w:tcPr>
+            <w:tcW w:type="dxa" w:w="2498"/>
+          </w:tcPr>
+          <w:p>
+            <w:r>
+              <w:t>−0.096</w:t>
+            </w:r>
+          </w:p>
+        </w:tc>
+      </w:tr>
+    </w:tbl>
+    <w:p>
+      <w:r>
+        <w:t>Random Forest produced the lowest held-out MAE (0.970), but every model had a negative R². Therefore, the available HR attributes do not reliably predict an individual employee’s JobSatisfaction score. This optional analysis is useful as a negative result and should not be used for individual HR decisions.</w:t>
+      </w:r>
+    </w:p>
+    <w:p>
+      <w:pPr>
+        <w:pStyle w:val="Heading2"/>
+      </w:pPr>
+      <w:r>
+        <w:t>Repository</w:t>
+      </w:r>
+    </w:p>
+    <w:p>
+      <w:r>
+        <w:t xml:space="preserve">Assignment 5439 – Employee Attrition Prediction Models: </w:t>
+      </w:r>
+      <w:hyperlink r:id="rId13">
+        <w:r>
+          <w:rPr>
+            <w:color w:val="0563C1"/>
+            <w:u w:val="single"/>
+          </w:rPr>
+          <w:t>GitHub repository</w:t>
+        </w:r>
+      </w:hyperlink>
+    </w:p>
     <w:sectPr>
       <w:footerReference w:type="default" r:id="rId12"/>
       <w:pgSz w:w="12240" w:h="15840"/>
